--- a/gitdocx.docx
+++ b/gitdocx.docx
@@ -4,7 +4,15 @@
   <w:body>
     <w:p>
       <w:r>
-        <w:t>test</w:t>
+        <w:t>T</w:t>
+      </w:r>
+      <w:r>
+        <w:t>est</w:t>
+      </w:r>
+    </w:p>
+    <w:p>
+      <w:r>
+        <w:t>Short commit message</w:t>
       </w:r>
     </w:p>
     <w:sectPr>

--- a/gitdocx.docx
+++ b/gitdocx.docx
@@ -13,6 +13,11 @@
     <w:p>
       <w:r>
         <w:t>Short commit message</w:t>
+      </w:r>
+    </w:p>
+    <w:p>
+      <w:r>
+        <w:t>Message 3</w:t>
       </w:r>
     </w:p>
     <w:sectPr>

--- a/gitdocx.docx
+++ b/gitdocx.docx
@@ -12,12 +12,7 @@
     </w:p>
     <w:p>
       <w:r>
-        <w:t>Short commit message</w:t>
-      </w:r>
-    </w:p>
-    <w:p>
-      <w:r>
-        <w:t>Message 3</w:t>
+        <w:t>Test 2</w:t>
       </w:r>
     </w:p>
     <w:sectPr>
